--- a/public/contracts/trademark.docx
+++ b/public/contracts/trademark.docx
@@ -63,7 +63,7 @@
           <w:sz w:val="22"/>
           <w:szCs w:val="21"/>
         </w:rPr>
-        <w:t>{{customer}}</w:t>
+        <w:t>{customer}</w:t>
       </w:r>
     </w:p>
     <w:p>
@@ -198,7 +198,7 @@
           <w:sz w:val="22"/>
           <w:szCs w:val="21"/>
         </w:rPr>
-        <w:t>{{items}}</w:t>
+        <w:t>{items}</w:t>
       </w:r>
       <w:r>
         <w:rPr>
@@ -229,7 +229,7 @@
           <w:sz w:val="22"/>
           <w:szCs w:val="21"/>
         </w:rPr>
-        <w:t>{{other}}</w:t>
+        <w:t>{other}</w:t>
       </w:r>
       <w:r>
         <w:rPr>
@@ -306,7 +306,7 @@
           <w:sz w:val="22"/>
           <w:szCs w:val="21"/>
         </w:rPr>
-        <w:t>{{tradeMarkName}}</w:t>
+        <w:t>{tradeMarkName}</w:t>
       </w:r>
     </w:p>
     <w:p>
@@ -346,7 +346,7 @@
           <w:sz w:val="22"/>
           <w:szCs w:val="21"/>
         </w:rPr>
-        <w:t>{{tradeMarkRegNo}}</w:t>
+        <w:t>{tradeMarkRegNo}</w:t>
       </w:r>
     </w:p>
     <w:p>
@@ -386,7 +386,7 @@
           <w:sz w:val="22"/>
           <w:szCs w:val="21"/>
         </w:rPr>
-        <w:t>{{tradeMarkCls}}</w:t>
+        <w:t>{tradeMarkCls}</w:t>
       </w:r>
     </w:p>
     <w:p>
@@ -453,7 +453,7 @@
           <w:sz w:val="22"/>
           <w:szCs w:val="21"/>
         </w:rPr>
-        <w:t>{{serverContent}}</w:t>
+        <w:t>{serverContent}</w:t>
       </w:r>
       <w:r>
         <w:rPr>
@@ -709,7 +709,7 @@
           <w:sz w:val="22"/>
           <w:szCs w:val="21"/>
         </w:rPr>
-        <w:t>{{tradeMarkNum}}_</w:t>
+        <w:t>{tradeMarkNum}_</w:t>
       </w:r>
       <w:r>
         <w:rPr>
@@ -764,7 +764,7 @@
           <w:sz w:val="22"/>
           <w:szCs w:val="21"/>
         </w:rPr>
-        <w:t>{{contractPrice}}</w:t>
+        <w:t>{contractPrice}</w:t>
       </w:r>
       <w:r>
         <w:rPr>
@@ -840,7 +840,7 @@
           <w:sz w:val="22"/>
           <w:szCs w:val="21"/>
         </w:rPr>
-        <w:t>{{contractPriceCny}}</w:t>
+        <w:t>{contractPriceCny}</w:t>
       </w:r>
       <w:r>
         <w:rPr>
@@ -1209,7 +1209,7 @@
           <w:sz w:val="22"/>
           <w:szCs w:val="21"/>
         </w:rPr>
-        <w:t>{{customerPerson}}</w:t>
+        <w:t>{customerPerson}</w:t>
       </w:r>
       <w:r>
         <w:rPr>
@@ -1253,7 +1253,7 @@
           <w:sz w:val="22"/>
           <w:szCs w:val="21"/>
         </w:rPr>
-        <w:t>{{customerMb}}</w:t>
+        <w:t>{customerMb}</w:t>
       </w:r>
       <w:r>
         <w:rPr>
@@ -1516,7 +1516,7 @@
           <w:sz w:val="22"/>
           <w:szCs w:val="21"/>
         </w:rPr>
-        <w:t xml:space="preserve">{{customer}}                            </w:t>
+        <w:t xml:space="preserve">{customer}                            </w:t>
       </w:r>
       <w:r>
         <w:rPr>
@@ -1633,7 +1633,7 @@
           <w:sz w:val="22"/>
           <w:szCs w:val="21"/>
         </w:rPr>
-        <w:t>{{year}}</w:t>
+        <w:t>{year}</w:t>
       </w:r>
       <w:r>
         <w:rPr>
@@ -1661,7 +1661,7 @@
           <w:sz w:val="22"/>
           <w:szCs w:val="21"/>
         </w:rPr>
-        <w:t>{{month}}</w:t>
+        <w:t>{month}</w:t>
       </w:r>
       <w:r>
         <w:rPr>
@@ -1698,7 +1698,7 @@
           <w:sz w:val="22"/>
           <w:szCs w:val="21"/>
         </w:rPr>
-        <w:t>{{day}}</w:t>
+        <w:t>{day}</w:t>
       </w:r>
       <w:r>
         <w:rPr>
@@ -1723,10 +1723,19 @@
           <w:rFonts w:hint="eastAsia" w:ascii="仿宋" w:hAnsi="仿宋" w:eastAsia="仿宋"/>
           <w:b/>
           <w:bCs/>
-          <w:sz w:val="22"/>
-          <w:szCs w:val="21"/>
-        </w:rPr>
-        <w:t>{{year}}</w:t>
+          <w:szCs w:val="21"/>
+        </w:rPr>
+        <w:t xml:space="preserve">      </w:t>
+      </w:r>
+      <w:r>
+        <w:rPr>
+          <w:rFonts w:hint="eastAsia" w:ascii="仿宋" w:hAnsi="仿宋" w:eastAsia="仿宋"/>
+          <w:b/>
+          <w:bCs/>
+          <w:sz w:val="22"/>
+          <w:szCs w:val="21"/>
+        </w:rPr>
+        <w:t>{year}</w:t>
       </w:r>
       <w:r>
         <w:rPr>
@@ -1745,7 +1754,7 @@
           <w:sz w:val="22"/>
           <w:szCs w:val="21"/>
         </w:rPr>
-        <w:t>{{month}}</w:t>
+        <w:t>{month}</w:t>
       </w:r>
       <w:r>
         <w:rPr>
@@ -1764,7 +1773,7 @@
           <w:sz w:val="22"/>
           <w:szCs w:val="21"/>
         </w:rPr>
-        <w:t>{{day}}</w:t>
+        <w:t>{day}</w:t>
       </w:r>
       <w:r>
         <w:rPr>
@@ -1957,14 +1966,14 @@
       </w:rPr>
     </w:lvl>
   </w:abstractNum>
-  <w:num w:numId="1">
-    <w:abstractNumId w:val="1"/>
+  <w:num w:numId="3">
+    <w:abstractNumId w:val="2"/>
   </w:num>
   <w:num w:numId="2">
     <w:abstractNumId w:val="3"/>
   </w:num>
-  <w:num w:numId="3">
-    <w:abstractNumId w:val="2"/>
+  <w:num w:numId="1">
+    <w:abstractNumId w:val="1"/>
   </w:num>
 </w:numbering>
 </file>
@@ -1982,22 +1991,64 @@
       <w:pPr/>
     </w:pPrDefault>
   </w:docDefaults>
-  <w:style w:type="paragraph" w:styleId="000001">
-    <w:name w:val="Normal"/>
-    <w:aliases w:val="正文"/>
-    <w:next w:val="000001"/>
+  <w:style w:type="paragraph" w:styleId="000004">
+    <w:name w:val="Body Text Indent"/>
+    <w:basedOn w:val="000001"/>
+    <w:next w:val="000004"/>
     <w:link w:val="000001"/>
-    <w:qFormat/>
     <w:pPr>
-      <w:widowControl w:val="false"/>
-      <w:jc w:val="both"/>
+      <w:ind w:firstLine="420" w:firstLineChars="200"/>
+    </w:pPr>
+  </w:style>
+  <w:style w:type="paragraph" w:styleId="000007">
+    <w:name w:val="header"/>
+    <w:basedOn w:val="000001"/>
+    <w:next w:val="000007"/>
+    <w:link w:val="000001"/>
+    <w:pPr>
+      <w:pBdr>
+        <w:bottom w:val="single" w:color="000000" w:sz="6" w:space="1"/>
+      </w:pBdr>
+      <w:tabs>
+        <w:tab w:val="center" w:leader="none" w:pos="4153"/>
+        <w:tab w:val="right" w:leader="none" w:pos="8306"/>
+      </w:tabs>
+      <w:jc w:val="center"/>
     </w:pPr>
     <w:rPr>
-      <w:kern w:val="2"/>
-      <w:sz w:val="21"/>
-      <w:szCs w:val="24"/>
-      <w:lang w:val="en-US" w:eastAsia="zh-CN" w:bidi="ar-SA"/>
+      <w:sz w:val="18"/>
+      <w:szCs w:val="18"/>
     </w:rPr>
+  </w:style>
+  <w:style w:type="character" w:styleId="000009">
+    <w:name w:val="s1"/>
+    <w:next w:val="000009"/>
+    <w:link w:val="000001"/>
+    <w:rPr>
+      <w:sz w:val="18"/>
+      <w:szCs w:val="18"/>
+    </w:rPr>
+  </w:style>
+  <w:style w:type="character" w:styleId="000008">
+    <w:name w:val="Hyperlink"/>
+    <w:next w:val="000008"/>
+    <w:link w:val="000001"/>
+    <w:rPr>
+      <w:color w:val="0000ff"/>
+      <w:u w:val="single"/>
+    </w:rPr>
+  </w:style>
+  <w:style w:type="character" w:styleId="000002">
+    <w:name w:val="Default Paragraph Font"/>
+    <w:next w:val="000002"/>
+    <w:link w:val="000001"/>
+    <w:semiHidden/>
+  </w:style>
+  <w:style w:type="table" w:styleId="000003">
+    <w:name w:val="Normal Table"/>
+    <w:next w:val="000003"/>
+    <w:link w:val="000001"/>
+    <w:semiHidden/>
   </w:style>
   <w:style w:type="paragraph" w:styleId="000006">
     <w:name w:val="footer"/>
@@ -2021,45 +2072,6 @@
     <w:next w:val="00000a"/>
     <w:link w:val="000001"/>
   </w:style>
-  <w:style w:type="character" w:styleId="000008">
-    <w:name w:val="Hyperlink"/>
-    <w:next w:val="000008"/>
-    <w:link w:val="000001"/>
-    <w:rPr>
-      <w:color w:val="0000ff"/>
-      <w:u w:val="single"/>
-    </w:rPr>
-  </w:style>
-  <w:style w:type="character" w:styleId="000002">
-    <w:name w:val="Default Paragraph Font"/>
-    <w:next w:val="000002"/>
-    <w:link w:val="000001"/>
-    <w:semiHidden/>
-  </w:style>
-  <w:style w:type="table" w:styleId="000003">
-    <w:name w:val="Normal Table"/>
-    <w:next w:val="000003"/>
-    <w:link w:val="000001"/>
-    <w:semiHidden/>
-  </w:style>
-  <w:style w:type="character" w:styleId="000009">
-    <w:name w:val="s1"/>
-    <w:next w:val="000009"/>
-    <w:link w:val="000001"/>
-    <w:rPr>
-      <w:sz w:val="18"/>
-      <w:szCs w:val="18"/>
-    </w:rPr>
-  </w:style>
-  <w:style w:type="paragraph" w:styleId="000004">
-    <w:name w:val="Body Text Indent"/>
-    <w:basedOn w:val="000001"/>
-    <w:next w:val="000004"/>
-    <w:link w:val="000001"/>
-    <w:pPr>
-      <w:ind w:firstLine="420" w:firstLineChars="200"/>
-    </w:pPr>
-  </w:style>
   <w:style w:type="paragraph" w:styleId="000005">
     <w:name w:val="Balloon Text"/>
     <w:basedOn w:val="000001"/>
@@ -2071,24 +2083,21 @@
       <w:szCs w:val="18"/>
     </w:rPr>
   </w:style>
-  <w:style w:type="paragraph" w:styleId="000007">
-    <w:name w:val="header"/>
-    <w:basedOn w:val="000001"/>
-    <w:next w:val="000007"/>
+  <w:style w:type="paragraph" w:styleId="000001">
+    <w:name w:val="Normal"/>
+    <w:aliases w:val="正文"/>
+    <w:next w:val="000001"/>
     <w:link w:val="000001"/>
+    <w:qFormat/>
     <w:pPr>
-      <w:pBdr>
-        <w:bottom w:val="single" w:color="000000" w:sz="6" w:space="1"/>
-      </w:pBdr>
-      <w:tabs>
-        <w:tab w:val="center" w:leader="none" w:pos="4153"/>
-        <w:tab w:val="right" w:leader="none" w:pos="8306"/>
-      </w:tabs>
-      <w:jc w:val="center"/>
+      <w:widowControl w:val="false"/>
+      <w:jc w:val="both"/>
     </w:pPr>
     <w:rPr>
-      <w:sz w:val="18"/>
-      <w:szCs w:val="18"/>
+      <w:kern w:val="2"/>
+      <w:sz w:val="21"/>
+      <w:szCs w:val="24"/>
+      <w:lang w:val="en-US" w:eastAsia="zh-CN" w:bidi="ar-SA"/>
     </w:rPr>
   </w:style>
 </w:styles>

--- a/public/contracts/trademark.docx
+++ b/public/contracts/trademark.docx
@@ -1590,16 +1590,55 @@
           <w:sz w:val="22"/>
           <w:szCs w:val="21"/>
         </w:rPr>
-        <w:t xml:space="preserve">签字（盖章）：                                           </w:t>
-      </w:r>
-      <w:r>
-        <w:rPr>
-          <w:rFonts w:hint="eastAsia" w:ascii="仿宋" w:hAnsi="仿宋" w:eastAsia="仿宋"/>
-          <w:b/>
-          <w:bCs/>
-          <w:sz w:val="22"/>
-          <w:szCs w:val="21"/>
-          <w:lang w:val="en-US" w:eastAsia="zh-CN"/>
+        <w:t>签字（盖章）：                                          签字（盖章）：</w:t>
+      </w:r>
+      <w:r>
+        <w:rPr>
+          <w:rFonts w:hint="eastAsia" w:ascii="仿宋" w:hAnsi="仿宋" w:eastAsia="仿宋"/>
+          <w:b/>
+          <w:bCs/>
+          <w:sz w:val="22"/>
+          <w:szCs w:val="21"/>
+        </w:rPr>
+        <w:t>明成</w:t>
+      </w:r>
+    </w:p>
+    <w:p>
+      <w:pPr>
+        <w:pStyle w:val="000001"/>
+        <w:spacing w:line="360" w:lineRule="auto"/>
+        <w:rPr>
+          <w:rFonts w:hint="eastAsia" w:ascii="仿宋" w:hAnsi="仿宋" w:eastAsia="仿宋"/>
+          <w:b/>
+          <w:bCs/>
+          <w:szCs w:val="21"/>
+        </w:rPr>
+      </w:pPr>
+      <w:r>
+        <w:rPr>
+          <w:rFonts w:hint="eastAsia" w:ascii="仿宋" w:hAnsi="仿宋" w:eastAsia="仿宋"/>
+          <w:b/>
+          <w:bCs/>
+          <w:sz w:val="22"/>
+          <w:szCs w:val="21"/>
+        </w:rPr>
+        <w:t>{year}</w:t>
+      </w:r>
+      <w:r>
+        <w:rPr>
+          <w:rFonts w:hint="eastAsia" w:ascii="仿宋" w:hAnsi="仿宋" w:eastAsia="仿宋"/>
+          <w:b/>
+          <w:bCs/>
+          <w:szCs w:val="21"/>
+        </w:rPr>
+        <w:t>年</w:t>
+      </w:r>
+      <w:r>
+        <w:rPr>
+          <w:rFonts w:hint="eastAsia" w:ascii="仿宋" w:hAnsi="仿宋" w:eastAsia="仿宋"/>
+          <w:b/>
+          <w:bCs/>
+          <w:szCs w:val="21"/>
         </w:rPr>
         <w:t xml:space="preserve"> </w:t>
       </w:r>
@@ -1611,38 +1650,7 @@
           <w:sz w:val="22"/>
           <w:szCs w:val="21"/>
         </w:rPr>
-        <w:t>签字（盖章）：</w:t>
-      </w:r>
-    </w:p>
-    <w:p>
-      <w:pPr>
-        <w:pStyle w:val="000001"/>
-        <w:spacing w:line="360" w:lineRule="auto"/>
-        <w:rPr>
-          <w:rFonts w:hint="eastAsia" w:ascii="仿宋" w:hAnsi="仿宋" w:eastAsia="仿宋"/>
-          <w:b/>
-          <w:bCs/>
-          <w:szCs w:val="21"/>
-        </w:rPr>
-      </w:pPr>
-      <w:r>
-        <w:rPr>
-          <w:rFonts w:hint="eastAsia" w:ascii="仿宋" w:hAnsi="仿宋" w:eastAsia="仿宋"/>
-          <w:b/>
-          <w:bCs/>
-          <w:sz w:val="22"/>
-          <w:szCs w:val="21"/>
-        </w:rPr>
-        <w:t>{year}</w:t>
-      </w:r>
-      <w:r>
-        <w:rPr>
-          <w:rFonts w:hint="eastAsia" w:ascii="仿宋" w:hAnsi="仿宋" w:eastAsia="仿宋"/>
-          <w:b/>
-          <w:bCs/>
-          <w:szCs w:val="21"/>
-        </w:rPr>
-        <w:t>年</w:t>
+        <w:t>{month}</w:t>
       </w:r>
       <w:r>
         <w:rPr>
@@ -1658,10 +1666,9 @@
           <w:rFonts w:hint="eastAsia" w:ascii="仿宋" w:hAnsi="仿宋" w:eastAsia="仿宋"/>
           <w:b/>
           <w:bCs/>
-          <w:sz w:val="22"/>
-          <w:szCs w:val="21"/>
-        </w:rPr>
-        <w:t>{month}</w:t>
+          <w:szCs w:val="21"/>
+        </w:rPr>
+        <w:t>月</w:t>
       </w:r>
       <w:r>
         <w:rPr>
@@ -1677,9 +1684,10 @@
           <w:rFonts w:hint="eastAsia" w:ascii="仿宋" w:hAnsi="仿宋" w:eastAsia="仿宋"/>
           <w:b/>
           <w:bCs/>
-          <w:szCs w:val="21"/>
-        </w:rPr>
-        <w:t>月</w:t>
+          <w:sz w:val="22"/>
+          <w:szCs w:val="21"/>
+        </w:rPr>
+        <w:t>{day}</w:t>
       </w:r>
       <w:r>
         <w:rPr>
@@ -1695,25 +1703,6 @@
           <w:rFonts w:hint="eastAsia" w:ascii="仿宋" w:hAnsi="仿宋" w:eastAsia="仿宋"/>
           <w:b/>
           <w:bCs/>
-          <w:sz w:val="22"/>
-          <w:szCs w:val="21"/>
-        </w:rPr>
-        <w:t>{day}</w:t>
-      </w:r>
-      <w:r>
-        <w:rPr>
-          <w:rFonts w:hint="eastAsia" w:ascii="仿宋" w:hAnsi="仿宋" w:eastAsia="仿宋"/>
-          <w:b/>
-          <w:bCs/>
-          <w:szCs w:val="21"/>
-        </w:rPr>
-        <w:t xml:space="preserve"> </w:t>
-      </w:r>
-      <w:r>
-        <w:rPr>
-          <w:rFonts w:hint="eastAsia" w:ascii="仿宋" w:hAnsi="仿宋" w:eastAsia="仿宋"/>
-          <w:b/>
-          <w:bCs/>
           <w:szCs w:val="21"/>
         </w:rPr>
         <w:t xml:space="preserve">日                          </w:t>
@@ -1725,7 +1714,7 @@
           <w:bCs/>
           <w:szCs w:val="21"/>
         </w:rPr>
-        <w:t xml:space="preserve">      </w:t>
+        <w:t xml:space="preserve">            </w:t>
       </w:r>
       <w:r>
         <w:rPr>
@@ -1916,6 +1905,42 @@
 <file path=word/numbering.xml><?xml version="1.0" encoding="utf-8"?>
 <w:numbering xmlns:w="http://schemas.openxmlformats.org/wordprocessingml/2006/main">
   <w:abstractNum w:abstractNumId="1">
+    <w:nsid w:val="3045F4CC"/>
+    <w:multiLevelType w:val="singleLevel"/>
+    <w:tmpl w:val="3045F4CC"/>
+    <w:lvl w:ilvl="0">
+      <w:start w:val="7"/>
+      <w:numFmt w:val="chineseCounting"/>
+      <w:suff w:val="nothing"/>
+      <w:lvlText w:val="%1、"/>
+      <w:lvlJc w:val="left"/>
+      <w:pPr>
+        <w:pStyle w:val="000001"/>
+      </w:pPr>
+      <w:rPr>
+        <w:rFonts w:hint="eastAsia"/>
+      </w:rPr>
+    </w:lvl>
+  </w:abstractNum>
+  <w:abstractNum w:abstractNumId="2">
+    <w:nsid w:val="F034CF06"/>
+    <w:multiLevelType w:val="singleLevel"/>
+    <w:tmpl w:val="F034CF06"/>
+    <w:lvl w:ilvl="0">
+      <w:start w:val="4"/>
+      <w:numFmt w:val="chineseCounting"/>
+      <w:suff w:val="space"/>
+      <w:lvlText w:val="%1、"/>
+      <w:lvlJc w:val="left"/>
+      <w:pPr>
+        <w:pStyle w:val="000001"/>
+      </w:pPr>
+      <w:rPr>
+        <w:rFonts w:hint="eastAsia"/>
+      </w:rPr>
+    </w:lvl>
+  </w:abstractNum>
+  <w:abstractNum w:abstractNumId="3">
     <w:nsid w:val="11C6D70C"/>
     <w:multiLevelType w:val="singleLevel"/>
     <w:tmpl w:val="11C6D70C"/>
@@ -1930,50 +1955,14 @@
       </w:pPr>
     </w:lvl>
   </w:abstractNum>
-  <w:abstractNum w:abstractNumId="2">
-    <w:nsid w:val="3045F4CC"/>
-    <w:multiLevelType w:val="singleLevel"/>
-    <w:tmpl w:val="3045F4CC"/>
-    <w:lvl w:ilvl="0">
-      <w:start w:val="7"/>
-      <w:numFmt w:val="chineseCounting"/>
-      <w:suff w:val="nothing"/>
-      <w:lvlText w:val="%1、"/>
-      <w:lvlJc w:val="left"/>
-      <w:pPr>
-        <w:pStyle w:val="000001"/>
-      </w:pPr>
-      <w:rPr>
-        <w:rFonts w:hint="eastAsia"/>
-      </w:rPr>
-    </w:lvl>
-  </w:abstractNum>
-  <w:abstractNum w:abstractNumId="3">
-    <w:nsid w:val="F034CF06"/>
-    <w:multiLevelType w:val="singleLevel"/>
-    <w:tmpl w:val="F034CF06"/>
-    <w:lvl w:ilvl="0">
-      <w:start w:val="4"/>
-      <w:numFmt w:val="chineseCounting"/>
-      <w:suff w:val="space"/>
-      <w:lvlText w:val="%1、"/>
-      <w:lvlJc w:val="left"/>
-      <w:pPr>
-        <w:pStyle w:val="000001"/>
-      </w:pPr>
-      <w:rPr>
-        <w:rFonts w:hint="eastAsia"/>
-      </w:rPr>
-    </w:lvl>
-  </w:abstractNum>
   <w:num w:numId="3">
-    <w:abstractNumId w:val="2"/>
+    <w:abstractNumId w:val="1"/>
+  </w:num>
+  <w:num w:numId="1">
+    <w:abstractNumId w:val="3"/>
   </w:num>
   <w:num w:numId="2">
-    <w:abstractNumId w:val="3"/>
-  </w:num>
-  <w:num w:numId="1">
-    <w:abstractNumId w:val="1"/>
+    <w:abstractNumId w:val="2"/>
   </w:num>
 </w:numbering>
 </file>
@@ -1991,14 +1980,34 @@
       <w:pPr/>
     </w:pPrDefault>
   </w:docDefaults>
-  <w:style w:type="paragraph" w:styleId="000004">
-    <w:name w:val="Body Text Indent"/>
+  <w:style w:type="character" w:styleId="000009">
+    <w:name w:val="s1"/>
+    <w:next w:val="000009"/>
+    <w:link w:val="000001"/>
+    <w:rPr>
+      <w:sz w:val="18"/>
+      <w:szCs w:val="18"/>
+    </w:rPr>
+  </w:style>
+  <w:style w:type="character" w:styleId="000008">
+    <w:name w:val="Hyperlink"/>
+    <w:next w:val="000008"/>
+    <w:link w:val="000001"/>
+    <w:rPr>
+      <w:color w:val="0000ff"/>
+      <w:u w:val="single"/>
+    </w:rPr>
+  </w:style>
+  <w:style w:type="paragraph" w:styleId="000005">
+    <w:name w:val="Balloon Text"/>
     <w:basedOn w:val="000001"/>
-    <w:next w:val="000004"/>
+    <w:next w:val="000005"/>
     <w:link w:val="000001"/>
-    <w:pPr>
-      <w:ind w:firstLine="420" w:firstLineChars="200"/>
-    </w:pPr>
+    <w:semiHidden/>
+    <w:rPr>
+      <w:sz w:val="18"/>
+      <w:szCs w:val="18"/>
+    </w:rPr>
   </w:style>
   <w:style w:type="paragraph" w:styleId="000007">
     <w:name w:val="header"/>
@@ -2020,23 +2029,20 @@
       <w:szCs w:val="18"/>
     </w:rPr>
   </w:style>
-  <w:style w:type="character" w:styleId="000009">
-    <w:name w:val="s1"/>
-    <w:next w:val="000009"/>
+  <w:style w:type="paragraph" w:styleId="000004">
+    <w:name w:val="Body Text Indent"/>
+    <w:basedOn w:val="000001"/>
+    <w:next w:val="000004"/>
     <w:link w:val="000001"/>
-    <w:rPr>
-      <w:sz w:val="18"/>
-      <w:szCs w:val="18"/>
-    </w:rPr>
+    <w:pPr>
+      <w:ind w:firstLine="420" w:firstLineChars="200"/>
+    </w:pPr>
   </w:style>
-  <w:style w:type="character" w:styleId="000008">
-    <w:name w:val="Hyperlink"/>
-    <w:next w:val="000008"/>
+  <w:style w:type="table" w:styleId="000003">
+    <w:name w:val="Normal Table"/>
+    <w:next w:val="000003"/>
     <w:link w:val="000001"/>
-    <w:rPr>
-      <w:color w:val="0000ff"/>
-      <w:u w:val="single"/>
-    </w:rPr>
+    <w:semiHidden/>
   </w:style>
   <w:style w:type="character" w:styleId="000002">
     <w:name w:val="Default Paragraph Font"/>
@@ -2044,11 +2050,10 @@
     <w:link w:val="000001"/>
     <w:semiHidden/>
   </w:style>
-  <w:style w:type="table" w:styleId="000003">
-    <w:name w:val="Normal Table"/>
-    <w:next w:val="000003"/>
+  <w:style w:type="character" w:styleId="00000a">
+    <w:name w:val="lh151"/>
+    <w:next w:val="00000a"/>
     <w:link w:val="000001"/>
-    <w:semiHidden/>
   </w:style>
   <w:style w:type="paragraph" w:styleId="000006">
     <w:name w:val="footer"/>
@@ -2062,22 +2067,6 @@
       </w:tabs>
       <w:jc w:val="left"/>
     </w:pPr>
-    <w:rPr>
-      <w:sz w:val="18"/>
-      <w:szCs w:val="18"/>
-    </w:rPr>
-  </w:style>
-  <w:style w:type="character" w:styleId="00000a">
-    <w:name w:val="lh151"/>
-    <w:next w:val="00000a"/>
-    <w:link w:val="000001"/>
-  </w:style>
-  <w:style w:type="paragraph" w:styleId="000005">
-    <w:name w:val="Balloon Text"/>
-    <w:basedOn w:val="000001"/>
-    <w:next w:val="000005"/>
-    <w:link w:val="000001"/>
-    <w:semiHidden/>
     <w:rPr>
       <w:sz w:val="18"/>
       <w:szCs w:val="18"/>

--- a/public/contracts/trademark.docx
+++ b/public/contracts/trademark.docx
@@ -1705,16 +1705,16 @@
           <w:bCs/>
           <w:szCs w:val="21"/>
         </w:rPr>
-        <w:t xml:space="preserve">日                          </w:t>
-      </w:r>
-      <w:r>
-        <w:rPr>
-          <w:rFonts w:hint="eastAsia" w:ascii="仿宋" w:hAnsi="仿宋" w:eastAsia="仿宋"/>
-          <w:b/>
-          <w:bCs/>
-          <w:szCs w:val="21"/>
-        </w:rPr>
-        <w:t xml:space="preserve">            </w:t>
+        <w:t>日</w:t>
+      </w:r>
+      <w:r>
+        <w:rPr>
+          <w:rFonts w:hint="eastAsia" w:ascii="仿宋" w:hAnsi="仿宋" w:eastAsia="仿宋"/>
+          <w:b/>
+          <w:bCs/>
+          <w:szCs w:val="21"/>
+        </w:rPr>
+        <w:t xml:space="preserve">                                        </w:t>
       </w:r>
       <w:r>
         <w:rPr>
@@ -1958,11 +1958,11 @@
   <w:num w:numId="3">
     <w:abstractNumId w:val="1"/>
   </w:num>
+  <w:num w:numId="2">
+    <w:abstractNumId w:val="2"/>
+  </w:num>
   <w:num w:numId="1">
     <w:abstractNumId w:val="3"/>
-  </w:num>
-  <w:num w:numId="2">
-    <w:abstractNumId w:val="2"/>
   </w:num>
 </w:numbering>
 </file>
@@ -1980,35 +1980,6 @@
       <w:pPr/>
     </w:pPrDefault>
   </w:docDefaults>
-  <w:style w:type="character" w:styleId="000009">
-    <w:name w:val="s1"/>
-    <w:next w:val="000009"/>
-    <w:link w:val="000001"/>
-    <w:rPr>
-      <w:sz w:val="18"/>
-      <w:szCs w:val="18"/>
-    </w:rPr>
-  </w:style>
-  <w:style w:type="character" w:styleId="000008">
-    <w:name w:val="Hyperlink"/>
-    <w:next w:val="000008"/>
-    <w:link w:val="000001"/>
-    <w:rPr>
-      <w:color w:val="0000ff"/>
-      <w:u w:val="single"/>
-    </w:rPr>
-  </w:style>
-  <w:style w:type="paragraph" w:styleId="000005">
-    <w:name w:val="Balloon Text"/>
-    <w:basedOn w:val="000001"/>
-    <w:next w:val="000005"/>
-    <w:link w:val="000001"/>
-    <w:semiHidden/>
-    <w:rPr>
-      <w:sz w:val="18"/>
-      <w:szCs w:val="18"/>
-    </w:rPr>
-  </w:style>
   <w:style w:type="paragraph" w:styleId="000007">
     <w:name w:val="header"/>
     <w:basedOn w:val="000001"/>
@@ -2029,31 +2000,14 @@
       <w:szCs w:val="18"/>
     </w:rPr>
   </w:style>
-  <w:style w:type="paragraph" w:styleId="000004">
-    <w:name w:val="Body Text Indent"/>
-    <w:basedOn w:val="000001"/>
-    <w:next w:val="000004"/>
+  <w:style w:type="character" w:styleId="000009">
+    <w:name w:val="s1"/>
+    <w:next w:val="000009"/>
     <w:link w:val="000001"/>
-    <w:pPr>
-      <w:ind w:firstLine="420" w:firstLineChars="200"/>
-    </w:pPr>
-  </w:style>
-  <w:style w:type="table" w:styleId="000003">
-    <w:name w:val="Normal Table"/>
-    <w:next w:val="000003"/>
-    <w:link w:val="000001"/>
-    <w:semiHidden/>
-  </w:style>
-  <w:style w:type="character" w:styleId="000002">
-    <w:name w:val="Default Paragraph Font"/>
-    <w:next w:val="000002"/>
-    <w:link w:val="000001"/>
-    <w:semiHidden/>
-  </w:style>
-  <w:style w:type="character" w:styleId="00000a">
-    <w:name w:val="lh151"/>
-    <w:next w:val="00000a"/>
-    <w:link w:val="000001"/>
+    <w:rPr>
+      <w:sz w:val="18"/>
+      <w:szCs w:val="18"/>
+    </w:rPr>
   </w:style>
   <w:style w:type="paragraph" w:styleId="000006">
     <w:name w:val="footer"/>
@@ -2072,6 +2026,11 @@
       <w:szCs w:val="18"/>
     </w:rPr>
   </w:style>
+  <w:style w:type="character" w:styleId="00000a">
+    <w:name w:val="lh151"/>
+    <w:next w:val="00000a"/>
+    <w:link w:val="000001"/>
+  </w:style>
   <w:style w:type="paragraph" w:styleId="000001">
     <w:name w:val="Normal"/>
     <w:aliases w:val="正文"/>
@@ -2089,5 +2048,46 @@
       <w:lang w:val="en-US" w:eastAsia="zh-CN" w:bidi="ar-SA"/>
     </w:rPr>
   </w:style>
+  <w:style w:type="character" w:styleId="000008">
+    <w:name w:val="Hyperlink"/>
+    <w:next w:val="000008"/>
+    <w:link w:val="000001"/>
+    <w:rPr>
+      <w:color w:val="0000ff"/>
+      <w:u w:val="single"/>
+    </w:rPr>
+  </w:style>
+  <w:style w:type="paragraph" w:styleId="000004">
+    <w:name w:val="Body Text Indent"/>
+    <w:basedOn w:val="000001"/>
+    <w:next w:val="000004"/>
+    <w:link w:val="000001"/>
+    <w:pPr>
+      <w:ind w:firstLine="420" w:firstLineChars="200"/>
+    </w:pPr>
+  </w:style>
+  <w:style w:type="paragraph" w:styleId="000005">
+    <w:name w:val="Balloon Text"/>
+    <w:basedOn w:val="000001"/>
+    <w:next w:val="000005"/>
+    <w:link w:val="000001"/>
+    <w:semiHidden/>
+    <w:rPr>
+      <w:sz w:val="18"/>
+      <w:szCs w:val="18"/>
+    </w:rPr>
+  </w:style>
+  <w:style w:type="character" w:styleId="000002">
+    <w:name w:val="Default Paragraph Font"/>
+    <w:next w:val="000002"/>
+    <w:link w:val="000001"/>
+    <w:semiHidden/>
+  </w:style>
+  <w:style w:type="table" w:styleId="000003">
+    <w:name w:val="Normal Table"/>
+    <w:next w:val="000003"/>
+    <w:link w:val="000001"/>
+    <w:semiHidden/>
+  </w:style>
 </w:styles>
 </file>